--- a/cp2025-source-4-rpm-pai-fikih-kelas-vii.docx
+++ b/cp2025-source-4-rpm-pai-fikih-kelas-vii.docx
@@ -828,7 +828,7 @@
                 <w:szCs w:val="20"/>
                 <w:rtl w:val="0"/>
               </w:rPr>
-              <w:t xml:space="preserve">Guru melakukan asesmen diagnostik melalui pertanyaan pemantik (misalnya: “Pernahkah kalian melihat imam melakukan sujud tambahan di akhir salat?”) untuk mengecek pemahaman awal murid tentang ketentuan sujud sebelum masuk ke kajian mendalam.</w:t>
+              <w:t>Guru melakukan asesmen diagnostik melalui pertanyaan pemantik (misalnya: “Pernahkah kalian melihat imam melakukan sujud tambahan di akhir sholat?”) untuk mengecek pemahaman awal murid tentang ketentuan sujud sebelum masuk ke kajian mendalam.</w:t>
             </w:r>
             <w:r>
               <w:rPr>
@@ -903,7 +903,7 @@
                 <w:szCs w:val="20"/>
                 <w:rtl w:val="0"/>
               </w:rPr>
-              <w:t xml:space="preserve">Guru mengamati keterlibatan dan pengalaman murid dalam praktik ibadah salat sehari-hari, termasuk pengalaman melihat atau melakukan sujud sahwi, tilawah, maupun syukur.</w:t>
+              <w:t>Guru mengamati keterlibatan dan pengalaman murid dalam praktik ibadah sholat sehari-hari, termasuk pengalaman melihat atau melakukan sujud sahwi, tilawah, maupun syukur.</w:t>
             </w:r>
             <w:r>
               <w:rPr>
@@ -1564,7 +1564,7 @@
                 <w:szCs w:val="20"/>
                 <w:rtl w:val="0"/>
               </w:rPr>
-              <w:t xml:space="preserve">Materi ini membekali murid agar mampu menyempurnakan ibadah salat ketika terjadi kekeliruan, merespons ayat sajdah yang dibaca/didengar, serta mengekspresikan rasa syukur atas nikmat Allah melalui sujud yang benar sesuai tuntunan syariat.</w:t>
+              <w:t>Materi ini membekali murid agar mampu menyempurnakan ibadah sholat ketika terjadi kekeliruan, merespons ayat sajdah yang dibaca/didengar, serta mengekspresikan rasa syukur atas nikmat Allah melalui sujud yang benar sesuai tuntunan syariat.</w:t>
             </w:r>
             <w:r>
               <w:rPr>
@@ -4003,7 +4003,7 @@
                 <w:szCs w:val="20"/>
                 <w:rtl w:val="0"/>
               </w:rPr>
-              <w:t xml:space="preserve">Apersepsi: pertanyaan pemantik, “Pernahkah kalian melihat imam melakukan sujud tambahan di akhir salat? Mengapa hal itu dilakukan?”</w:t>
+              <w:t>Apersepsi: pertanyaan pemantik, “Pernahkah kalian melihat imam melakukan sujud tambahan di akhir sholat? Mengapa hal itu dilakukan?”</w:t>
             </w:r>
             <w:r>
               <w:rPr>
@@ -5236,7 +5236,7 @@
                 <w:szCs w:val="20"/>
                 <w:rtl w:val="0"/>
               </w:rPr>
-              <w:t xml:space="preserve">Guru mendemonstrasikan tata cara praktik sujud sahwi (sebelum dan sesudah salam), sujud tilawah (di dalam dan di luar salat), serta sujud syukur.</w:t>
+              <w:t>Guru mendemonstrasikan tata cara praktik sujud sahwi (sebelum dan sesudah salam), sujud tilawah (di dalam dan di luar sholat), serta sujud syukur.</w:t>
             </w:r>
             <w:r>
               <w:rPr>
@@ -6173,7 +6173,7 @@
                 <w:szCs w:val="20"/>
                 <w:rtl w:val="0"/>
               </w:rPr>
-              <w:t xml:space="preserve">Diskusi kelas mengangkat beberapa situasi nyata terkait penerapan sujud, misalnya lupa jumlah rakaat saat salat berjemaah, mendengar ayat sajdah saat mengaji bersama, atau mendapat kabar gembira/keselamatan.</w:t>
+              <w:t>Diskusi kelas mengangkat beberapa situasi nyata terkait penerapan sujud, misalnya lupa jumlah rakaat saat sholat berjemaah, mendengar ayat sajdah saat mengaji bersama, atau mendapat kabar gembira/keselamatan.</w:t>
             </w:r>
             <w:r>
               <w:rPr>
@@ -9815,7 +9815,7 @@
                 <w:szCs w:val="19"/>
                 <w:rtl w:val="0"/>
               </w:rPr>
-              <w:t xml:space="preserve">Diakhiri dengan salam (jika di luar salat)</w:t>
+              <w:t>Diakhiri dengan salam (jika di luar sholat)</w:t>
             </w:r>
             <w:r>
               <w:rPr>
@@ -10383,7 +10383,7 @@
                 <w:szCs w:val="19"/>
                 <w:rtl w:val="0"/>
               </w:rPr>
-              <w:t xml:space="preserve">Seorang imam ragu apakah ia sudah salat tiga atau empat rakaat.</w:t>
+              <w:t>Seorang imam ragu apakah ia sudah sholat tiga atau empat rakaat.</w:t>
             </w:r>
             <w:r>
               <w:rPr>
@@ -14314,17 +14314,6 @@
               </w:rPr>
             </w:r>
           </w:p>
-          <w:p>
-            <w:pPr>
-              <w:rPr/>
-            </w:pPr>
-            <w:r>
-              <w:rPr>
-                <w:rtl w:val="0"/>
-              </w:rPr>
-              <w:t xml:space="preserve">Mengetahui,</w:t>
-            </w:r>
-          </w:p>
         </w:tc>
         <w:tc>
           <w:tcPr>
@@ -14381,114 +14370,6 @@
                 <w:rtl w:val="0"/>
               </w:rPr>
               <w:t xml:space="preserve">Guru PAI dan Budi Pekerti,</w:t>
-            </w:r>
-          </w:p>
-        </w:tc>
-      </w:tr>
-      <w:tr>
-        <w:trPr>
-          <w:cantSplit w:val="0"/>
-          <w:trHeight w:val="315" w:hRule="atLeast"/>
-          <w:tblHeader w:val="0"/>
-        </w:trPr>
-        <w:tc>
-          <w:tcPr>
-            <w:shd w:fill="auto" w:val="clear"/>
-            <w:vAlign w:val="bottom"/>
-          </w:tcPr>
-          <w:p>
-            <w:pPr>
-              <w:rPr/>
-            </w:pPr>
-            <w:r>
-              <w:rPr>
-                <w:rtl w:val="0"/>
-              </w:rPr>
-            </w:r>
-          </w:p>
-          <w:p>
-            <w:pPr>
-              <w:rPr/>
-            </w:pPr>
-            <w:r>
-              <w:rPr>
-                <w:rtl w:val="0"/>
-              </w:rPr>
-            </w:r>
-          </w:p>
-          <w:p>
-            <w:pPr>
-              <w:rPr/>
-            </w:pPr>
-            <w:r>
-              <w:rPr>
-                <w:rtl w:val="0"/>
-              </w:rPr>
-            </w:r>
-          </w:p>
-          <w:p>
-            <w:pPr>
-              <w:rPr/>
-            </w:pPr>
-            <w:r>
-              <w:rPr>
-                <w:rtl w:val="0"/>
-              </w:rPr>
-            </w:r>
-          </w:p>
-        </w:tc>
-        <w:tc>
-          <w:tcPr>
-            <w:shd w:fill="auto" w:val="clear"/>
-            <w:vAlign w:val="bottom"/>
-          </w:tcPr>
-          <w:p>
-            <w:pPr>
-              <w:rPr/>
-            </w:pPr>
-            <w:r>
-              <w:rPr>
-                <w:rtl w:val="0"/>
-              </w:rPr>
-            </w:r>
-          </w:p>
-        </w:tc>
-      </w:tr>
-      <w:tr>
-        <w:trPr>
-          <w:cantSplit w:val="0"/>
-          <w:trHeight w:val="315" w:hRule="atLeast"/>
-          <w:tblHeader w:val="0"/>
-        </w:trPr>
-        <w:tc>
-          <w:tcPr>
-            <w:shd w:fill="auto" w:val="clear"/>
-            <w:vAlign w:val="bottom"/>
-          </w:tcPr>
-          <w:p>
-            <w:pPr>
-              <w:rPr/>
-            </w:pPr>
-            <w:r>
-              <w:rPr>
-                <w:rtl w:val="0"/>
-              </w:rPr>
-            </w:r>
-          </w:p>
-        </w:tc>
-        <w:tc>
-          <w:tcPr>
-            <w:shd w:fill="auto" w:val="clear"/>
-            <w:vAlign w:val="bottom"/>
-          </w:tcPr>
-          <w:p>
-            <w:pPr>
-              <w:rPr/>
-            </w:pPr>
-            <w:r>
-              <w:rPr>
-                <w:rtl w:val="0"/>
-              </w:rPr>
             </w:r>
           </w:p>
         </w:tc>

--- a/cp2025-source-4-rpm-pai-fikih-kelas-vii.docx
+++ b/cp2025-source-4-rpm-pai-fikih-kelas-vii.docx
@@ -656,489 +656,6 @@
         </w:rPr>
       </w:r>
     </w:p>
-    <w:tbl>
-      <w:tblPr>
-        <w:tblStyle w:val="Table2"/>
-        <w:tblW w:w="9628.0" w:type="dxa"/>
-        <w:jc w:val="left"/>
-        <w:tblInd w:w="-15.0" w:type="dxa"/>
-        <w:tblBorders>
-          <w:top w:color="bfe3f7" w:space="0" w:sz="4" w:val="single"/>
-          <w:left w:color="bfe3f7" w:space="0" w:sz="4" w:val="single"/>
-          <w:bottom w:color="bfe3f7" w:space="0" w:sz="4" w:val="single"/>
-          <w:right w:color="bfe3f7" w:space="0" w:sz="4" w:val="single"/>
-          <w:insideH w:color="bfe3f7" w:space="0" w:sz="4" w:val="single"/>
-          <w:insideV w:color="bfe3f7" w:space="0" w:sz="4" w:val="single"/>
-        </w:tblBorders>
-        <w:tblLayout w:type="fixed"/>
-        <w:tblLook w:val="0000"/>
-      </w:tblPr>
-      <w:tblGrid>
-        <w:gridCol w:w="2404"/>
-        <w:gridCol w:w="7224"/>
-        <w:tblGridChange w:id="0">
-          <w:tblGrid>
-            <w:gridCol w:w="2404"/>
-            <w:gridCol w:w="7224"/>
-          </w:tblGrid>
-        </w:tblGridChange>
-      </w:tblGrid>
-      <w:tr>
-        <w:trPr>
-          <w:cantSplit w:val="0"/>
-          <w:tblHeader w:val="1"/>
-        </w:trPr>
-        <w:tc>
-          <w:tcPr>
-            <w:shd w:fill="0e2841" w:val="clear"/>
-            <w:tcMar>
-              <w:top w:w="80.0" w:type="dxa"/>
-              <w:left w:w="120.0" w:type="dxa"/>
-              <w:bottom w:w="80.0" w:type="dxa"/>
-              <w:right w:w="120.0" w:type="dxa"/>
-            </w:tcMar>
-            <w:vAlign w:val="center"/>
-          </w:tcPr>
-          <w:p>
-            <w:pPr>
-              <w:jc w:val="center"/>
-              <w:rPr>
-                <w:rFonts w:ascii="Arial" w:cs="Arial" w:eastAsia="Arial" w:hAnsi="Arial"/>
-              </w:rPr>
-            </w:pPr>
-            <w:r>
-              <w:rPr>
-                <w:rFonts w:ascii="Arial" w:cs="Arial" w:eastAsia="Arial" w:hAnsi="Arial"/>
-                <w:b w:val="1"/>
-                <w:bCs w:val="1"/>
-                <w:color w:val="ffffff"/>
-                <w:sz w:val="20"/>
-                <w:szCs w:val="20"/>
-                <w:rtl w:val="0"/>
-              </w:rPr>
-              <w:t xml:space="preserve">Aspek</w:t>
-            </w:r>
-            <w:r>
-              <w:rPr>
-                <w:rtl w:val="0"/>
-              </w:rPr>
-            </w:r>
-          </w:p>
-        </w:tc>
-        <w:tc>
-          <w:tcPr>
-            <w:shd w:fill="0e2841" w:val="clear"/>
-            <w:tcMar>
-              <w:top w:w="80.0" w:type="dxa"/>
-              <w:left w:w="120.0" w:type="dxa"/>
-              <w:bottom w:w="80.0" w:type="dxa"/>
-              <w:right w:w="120.0" w:type="dxa"/>
-            </w:tcMar>
-            <w:vAlign w:val="center"/>
-          </w:tcPr>
-          <w:p>
-            <w:pPr>
-              <w:jc w:val="center"/>
-              <w:rPr>
-                <w:rFonts w:ascii="Arial" w:cs="Arial" w:eastAsia="Arial" w:hAnsi="Arial"/>
-              </w:rPr>
-            </w:pPr>
-            <w:r>
-              <w:rPr>
-                <w:rFonts w:ascii="Arial" w:cs="Arial" w:eastAsia="Arial" w:hAnsi="Arial"/>
-                <w:b w:val="1"/>
-                <w:bCs w:val="1"/>
-                <w:color w:val="ffffff"/>
-                <w:sz w:val="20"/>
-                <w:szCs w:val="20"/>
-                <w:rtl w:val="0"/>
-              </w:rPr>
-              <w:t xml:space="preserve">Deskripsi</w:t>
-            </w:r>
-            <w:r>
-              <w:rPr>
-                <w:rtl w:val="0"/>
-              </w:rPr>
-            </w:r>
-          </w:p>
-        </w:tc>
-      </w:tr>
-      <w:tr>
-        <w:trPr>
-          <w:cantSplit w:val="0"/>
-          <w:tblHeader w:val="0"/>
-        </w:trPr>
-        <w:tc>
-          <w:tcPr>
-            <w:shd w:fill="eaf6fe" w:val="clear"/>
-            <w:tcMar>
-              <w:top w:w="80.0" w:type="dxa"/>
-              <w:left w:w="120.0" w:type="dxa"/>
-              <w:bottom w:w="80.0" w:type="dxa"/>
-              <w:right w:w="120.0" w:type="dxa"/>
-            </w:tcMar>
-            <w:vAlign w:val="center"/>
-          </w:tcPr>
-          <w:p>
-            <w:pPr>
-              <w:rPr>
-                <w:rFonts w:ascii="Arial" w:cs="Arial" w:eastAsia="Arial" w:hAnsi="Arial"/>
-              </w:rPr>
-            </w:pPr>
-            <w:r>
-              <w:rPr>
-                <w:rFonts w:ascii="Arial" w:cs="Arial" w:eastAsia="Arial" w:hAnsi="Arial"/>
-                <w:b w:val="1"/>
-                <w:bCs w:val="1"/>
-                <w:color w:val="0e2841"/>
-                <w:sz w:val="20"/>
-                <w:szCs w:val="20"/>
-                <w:rtl w:val="0"/>
-              </w:rPr>
-              <w:t xml:space="preserve">Analisis Pengetahuan Awal</w:t>
-            </w:r>
-            <w:r>
-              <w:rPr>
-                <w:rtl w:val="0"/>
-              </w:rPr>
-            </w:r>
-          </w:p>
-        </w:tc>
-        <w:tc>
-          <w:tcPr>
-            <w:shd w:fill="eaf6fe" w:val="clear"/>
-            <w:tcMar>
-              <w:top w:w="80.0" w:type="dxa"/>
-              <w:left w:w="150.0" w:type="dxa"/>
-              <w:bottom w:w="80.0" w:type="dxa"/>
-              <w:right w:w="120.0" w:type="dxa"/>
-            </w:tcMar>
-          </w:tcPr>
-          <w:p>
-            <w:pPr>
-              <w:jc w:val="both"/>
-              <w:rPr>
-                <w:rFonts w:ascii="Arial" w:cs="Arial" w:eastAsia="Arial" w:hAnsi="Arial"/>
-              </w:rPr>
-            </w:pPr>
-            <w:r>
-              <w:rPr>
-                <w:rFonts w:ascii="Arial" w:cs="Arial" w:eastAsia="Arial" w:hAnsi="Arial"/>
-                <w:sz w:val="20"/>
-                <w:szCs w:val="20"/>
-                <w:rtl w:val="0"/>
-              </w:rPr>
-              <w:t>Guru melakukan asesmen diagnostik melalui pertanyaan pemantik (misalnya: “Pernahkah kalian melihat imam melakukan sujud tambahan di akhir sholat?”) untuk mengecek pemahaman awal murid tentang ketentuan sujud sebelum masuk ke kajian mendalam.</w:t>
-            </w:r>
-            <w:r>
-              <w:rPr>
-                <w:rtl w:val="0"/>
-              </w:rPr>
-            </w:r>
-          </w:p>
-        </w:tc>
-      </w:tr>
-      <w:tr>
-        <w:trPr>
-          <w:cantSplit w:val="0"/>
-          <w:tblHeader w:val="0"/>
-        </w:trPr>
-        <w:tc>
-          <w:tcPr>
-            <w:shd w:fill="ffffff" w:val="clear"/>
-            <w:tcMar>
-              <w:top w:w="80.0" w:type="dxa"/>
-              <w:left w:w="120.0" w:type="dxa"/>
-              <w:bottom w:w="80.0" w:type="dxa"/>
-              <w:right w:w="120.0" w:type="dxa"/>
-            </w:tcMar>
-            <w:vAlign w:val="center"/>
-          </w:tcPr>
-          <w:p>
-            <w:pPr>
-              <w:rPr>
-                <w:rFonts w:ascii="Arial" w:cs="Arial" w:eastAsia="Arial" w:hAnsi="Arial"/>
-              </w:rPr>
-            </w:pPr>
-            <w:r>
-              <w:rPr>
-                <w:rFonts w:ascii="Arial" w:cs="Arial" w:eastAsia="Arial" w:hAnsi="Arial"/>
-                <w:b w:val="1"/>
-                <w:bCs w:val="1"/>
-                <w:color w:val="0e2841"/>
-                <w:sz w:val="20"/>
-                <w:szCs w:val="20"/>
-                <w:rtl w:val="0"/>
-              </w:rPr>
-              <w:t xml:space="preserve">Observasi dan Refleksi</w:t>
-            </w:r>
-            <w:r>
-              <w:rPr>
-                <w:rtl w:val="0"/>
-              </w:rPr>
-            </w:r>
-          </w:p>
-        </w:tc>
-        <w:tc>
-          <w:tcPr>
-            <w:shd w:fill="ffffff" w:val="clear"/>
-            <w:tcMar>
-              <w:top w:w="80.0" w:type="dxa"/>
-              <w:left w:w="150.0" w:type="dxa"/>
-              <w:bottom w:w="80.0" w:type="dxa"/>
-              <w:right w:w="120.0" w:type="dxa"/>
-            </w:tcMar>
-          </w:tcPr>
-          <w:p>
-            <w:pPr>
-              <w:jc w:val="both"/>
-              <w:rPr>
-                <w:rFonts w:ascii="Arial" w:cs="Arial" w:eastAsia="Arial" w:hAnsi="Arial"/>
-              </w:rPr>
-            </w:pPr>
-            <w:r>
-              <w:rPr>
-                <w:rFonts w:ascii="Arial" w:cs="Arial" w:eastAsia="Arial" w:hAnsi="Arial"/>
-                <w:sz w:val="20"/>
-                <w:szCs w:val="20"/>
-                <w:rtl w:val="0"/>
-              </w:rPr>
-              <w:t>Guru mengamati keterlibatan dan pengalaman murid dalam praktik ibadah sholat sehari-hari, termasuk pengalaman melihat atau melakukan sujud sahwi, tilawah, maupun syukur.</w:t>
-            </w:r>
-            <w:r>
-              <w:rPr>
-                <w:rtl w:val="0"/>
-              </w:rPr>
-            </w:r>
-          </w:p>
-        </w:tc>
-      </w:tr>
-      <w:tr>
-        <w:trPr>
-          <w:cantSplit w:val="0"/>
-          <w:tblHeader w:val="0"/>
-        </w:trPr>
-        <w:tc>
-          <w:tcPr>
-            <w:shd w:fill="eaf6fe" w:val="clear"/>
-            <w:tcMar>
-              <w:top w:w="80.0" w:type="dxa"/>
-              <w:left w:w="120.0" w:type="dxa"/>
-              <w:bottom w:w="80.0" w:type="dxa"/>
-              <w:right w:w="120.0" w:type="dxa"/>
-            </w:tcMar>
-            <w:vAlign w:val="center"/>
-          </w:tcPr>
-          <w:p>
-            <w:pPr>
-              <w:rPr>
-                <w:rFonts w:ascii="Arial" w:cs="Arial" w:eastAsia="Arial" w:hAnsi="Arial"/>
-              </w:rPr>
-            </w:pPr>
-            <w:r>
-              <w:rPr>
-                <w:rFonts w:ascii="Arial" w:cs="Arial" w:eastAsia="Arial" w:hAnsi="Arial"/>
-                <w:b w:val="1"/>
-                <w:bCs w:val="1"/>
-                <w:color w:val="0e2841"/>
-                <w:sz w:val="20"/>
-                <w:szCs w:val="20"/>
-                <w:rtl w:val="0"/>
-              </w:rPr>
-              <w:t xml:space="preserve">Inventarisasi Gaya Belajar dan Minat</w:t>
-            </w:r>
-            <w:r>
-              <w:rPr>
-                <w:rtl w:val="0"/>
-              </w:rPr>
-            </w:r>
-          </w:p>
-        </w:tc>
-        <w:tc>
-          <w:tcPr>
-            <w:shd w:fill="eaf6fe" w:val="clear"/>
-            <w:tcMar>
-              <w:top w:w="80.0" w:type="dxa"/>
-              <w:left w:w="150.0" w:type="dxa"/>
-              <w:bottom w:w="80.0" w:type="dxa"/>
-              <w:right w:w="120.0" w:type="dxa"/>
-            </w:tcMar>
-          </w:tcPr>
-          <w:p>
-            <w:pPr>
-              <w:jc w:val="both"/>
-              <w:rPr>
-                <w:rFonts w:ascii="Arial" w:cs="Arial" w:eastAsia="Arial" w:hAnsi="Arial"/>
-              </w:rPr>
-            </w:pPr>
-            <w:r>
-              <w:rPr>
-                <w:rFonts w:ascii="Arial" w:cs="Arial" w:eastAsia="Arial" w:hAnsi="Arial"/>
-                <w:sz w:val="20"/>
-                <w:szCs w:val="20"/>
-                <w:rtl w:val="0"/>
-              </w:rPr>
-              <w:t xml:space="preserve">Guru menggunakan angket sederhana/wawancara singkat untuk mengetahui gaya belajar dominan murid agar metode demonstrasi, praktik langsung, dan diskusi kasus dapat disesuaikan.</w:t>
-            </w:r>
-            <w:r>
-              <w:rPr>
-                <w:rtl w:val="0"/>
-              </w:rPr>
-            </w:r>
-          </w:p>
-        </w:tc>
-      </w:tr>
-      <w:tr>
-        <w:trPr>
-          <w:cantSplit w:val="0"/>
-          <w:tblHeader w:val="0"/>
-        </w:trPr>
-        <w:tc>
-          <w:tcPr>
-            <w:shd w:fill="ffffff" w:val="clear"/>
-            <w:tcMar>
-              <w:top w:w="80.0" w:type="dxa"/>
-              <w:left w:w="120.0" w:type="dxa"/>
-              <w:bottom w:w="80.0" w:type="dxa"/>
-              <w:right w:w="120.0" w:type="dxa"/>
-            </w:tcMar>
-            <w:vAlign w:val="center"/>
-          </w:tcPr>
-          <w:p>
-            <w:pPr>
-              <w:rPr>
-                <w:rFonts w:ascii="Arial" w:cs="Arial" w:eastAsia="Arial" w:hAnsi="Arial"/>
-              </w:rPr>
-            </w:pPr>
-            <w:r>
-              <w:rPr>
-                <w:rFonts w:ascii="Arial" w:cs="Arial" w:eastAsia="Arial" w:hAnsi="Arial"/>
-                <w:b w:val="1"/>
-                <w:bCs w:val="1"/>
-                <w:color w:val="0e2841"/>
-                <w:sz w:val="20"/>
-                <w:szCs w:val="20"/>
-                <w:rtl w:val="0"/>
-              </w:rPr>
-              <w:t xml:space="preserve">Analisis Keterampilan Berpikir Tingkat Tinggi (HOTS)</w:t>
-            </w:r>
-            <w:r>
-              <w:rPr>
-                <w:rtl w:val="0"/>
-              </w:rPr>
-            </w:r>
-          </w:p>
-        </w:tc>
-        <w:tc>
-          <w:tcPr>
-            <w:shd w:fill="ffffff" w:val="clear"/>
-            <w:tcMar>
-              <w:top w:w="80.0" w:type="dxa"/>
-              <w:left w:w="150.0" w:type="dxa"/>
-              <w:bottom w:w="80.0" w:type="dxa"/>
-              <w:right w:w="120.0" w:type="dxa"/>
-            </w:tcMar>
-          </w:tcPr>
-          <w:p>
-            <w:pPr>
-              <w:jc w:val="both"/>
-              <w:rPr>
-                <w:rFonts w:ascii="Arial" w:cs="Arial" w:eastAsia="Arial" w:hAnsi="Arial"/>
-              </w:rPr>
-            </w:pPr>
-            <w:r>
-              <w:rPr>
-                <w:rFonts w:ascii="Arial" w:cs="Arial" w:eastAsia="Arial" w:hAnsi="Arial"/>
-                <w:sz w:val="20"/>
-                <w:szCs w:val="20"/>
-                <w:rtl w:val="0"/>
-              </w:rPr>
-              <w:t xml:space="preserve">Guru memberikan tugas untuk menganalisis studi kasus nyata untuk melihat kemampuan murid mengaitkan jenis sujud yang tepat dengan situasi tertentu, serta memetakan murid yang memerlukan pendampingan lanjutan.</w:t>
-            </w:r>
-            <w:r>
-              <w:rPr>
-                <w:rtl w:val="0"/>
-              </w:rPr>
-            </w:r>
-          </w:p>
-        </w:tc>
-      </w:tr>
-      <w:tr>
-        <w:trPr>
-          <w:cantSplit w:val="0"/>
-          <w:tblHeader w:val="0"/>
-        </w:trPr>
-        <w:tc>
-          <w:tcPr>
-            <w:shd w:fill="eaf6fe" w:val="clear"/>
-            <w:tcMar>
-              <w:top w:w="80.0" w:type="dxa"/>
-              <w:left w:w="120.0" w:type="dxa"/>
-              <w:bottom w:w="80.0" w:type="dxa"/>
-              <w:right w:w="120.0" w:type="dxa"/>
-            </w:tcMar>
-            <w:vAlign w:val="center"/>
-          </w:tcPr>
-          <w:p>
-            <w:pPr>
-              <w:rPr>
-                <w:rFonts w:ascii="Arial" w:cs="Arial" w:eastAsia="Arial" w:hAnsi="Arial"/>
-              </w:rPr>
-            </w:pPr>
-            <w:r>
-              <w:rPr>
-                <w:rFonts w:ascii="Arial" w:cs="Arial" w:eastAsia="Arial" w:hAnsi="Arial"/>
-                <w:b w:val="1"/>
-                <w:bCs w:val="1"/>
-                <w:color w:val="0e2841"/>
-                <w:sz w:val="20"/>
-                <w:szCs w:val="20"/>
-                <w:rtl w:val="0"/>
-              </w:rPr>
-              <w:t xml:space="preserve">Konteks Sosial dan Emosional</w:t>
-            </w:r>
-            <w:r>
-              <w:rPr>
-                <w:rtl w:val="0"/>
-              </w:rPr>
-            </w:r>
-          </w:p>
-        </w:tc>
-        <w:tc>
-          <w:tcPr>
-            <w:shd w:fill="eaf6fe" w:val="clear"/>
-            <w:tcMar>
-              <w:top w:w="80.0" w:type="dxa"/>
-              <w:left w:w="150.0" w:type="dxa"/>
-              <w:bottom w:w="80.0" w:type="dxa"/>
-              <w:right w:w="120.0" w:type="dxa"/>
-            </w:tcMar>
-          </w:tcPr>
-          <w:p>
-            <w:pPr>
-              <w:jc w:val="both"/>
-              <w:rPr>
-                <w:rFonts w:ascii="Arial" w:cs="Arial" w:eastAsia="Arial" w:hAnsi="Arial"/>
-              </w:rPr>
-            </w:pPr>
-            <w:r>
-              <w:rPr>
-                <w:rFonts w:ascii="Arial" w:cs="Arial" w:eastAsia="Arial" w:hAnsi="Arial"/>
-                <w:sz w:val="20"/>
-                <w:szCs w:val="20"/>
-                <w:rtl w:val="0"/>
-              </w:rPr>
-              <w:t xml:space="preserve">Guru membangun suasana kelas dan ruang praktik yang nyaman dan tidak menghakimi bagi murid yang belum lancar mempraktikkan gerakan sujud, serta menerapkan pendekatan diferensiasi proses melalui bimbingan kelompok kecil.</w:t>
-            </w:r>
-            <w:r>
-              <w:rPr>
-                <w:rtl w:val="0"/>
-              </w:rPr>
-            </w:r>
-          </w:p>
-        </w:tc>
-      </w:tr>
-    </w:tbl>
     <w:p>
       <w:pPr>
         <w:pBdr>
